--- a/werkdocument/Montagelogboek.docx
+++ b/werkdocument/Montagelogboek.docx
@@ -798,7 +798,7 @@
                 <w:color w:val="2A3973"/>
                 <w:sz w:val="22"/>
               </w:rPr>
-              <w:t>Kan bekijken</w:t>
+              <w:t>Mag bekijken</w:t>
             </w:r>
           </w:p>
         </w:tc>
@@ -819,7 +819,7 @@
                 <w:color w:val="2A3973"/>
                 <w:sz w:val="22"/>
               </w:rPr>
-              <w:t>Kan reageren</w:t>
+              <w:t>Kan reactie achterlaten</w:t>
             </w:r>
           </w:p>
         </w:tc>
@@ -840,7 +840,7 @@
                 <w:color w:val="2A3973"/>
                 <w:sz w:val="22"/>
               </w:rPr>
-              <w:t>Kan bewerken</w:t>
+              <w:t>Mag bewerken</w:t>
             </w:r>
           </w:p>
         </w:tc>
@@ -2056,7 +2056,7 @@
                 <w:b w:val="0"/>
                 <w:i w:val="0"/>
               </w:rPr>
-              <w:t>Deel 2: de link opent het ontwerp van de groep. Het ontwerp is gedeeld met de groepsgenoten en met de leraar, met Kan bewerken.</w:t>
+              <w:t>Deel 2: de link opent het ontwerp van de groep. Het ontwerp is gedeeld met de groepsgenoten en met de leraar, met Mag bewerken.</w:t>
             </w:r>
           </w:p>
         </w:tc>

--- a/werkdocument/Montagelogboek.docx
+++ b/werkdocument/Montagelogboek.docx
@@ -1679,7 +1679,7 @@
         <w:rPr>
           <w:b/>
         </w:rPr>
-        <w:t>b.  Staat er iemand herkenbaar in jullie clips die niet in jullie groep zit? Wie (een voornaam of "niemand")? Weet die dat de trailer op het slotmoment getoond wordt, en vindt die dat goed? Wie van jullie vraagt het?</w:t>
+        <w:t>b.  Staat er iemand herkenbaar in jullie clips die niet in jullie groep zit? Wie? Schrijf geen naam, wel wie het is (bv. "een leerling van een andere klas", "mijn zus") of "niemand". Weet die dat de trailer op het slotmoment getoond wordt, en vindt die dat goed? Wie van jullie vraagt het?</w:t>
       </w:r>
     </w:p>
     <w:tbl>
